--- a/templates/pl1-5.docx
+++ b/templates/pl1-5.docx
@@ -2252,6 +2252,9 @@
                 <w:b/>
               </w:rPr>
             </w:pPr>
+            <w:r>
+              <w:t>{#nganh}{stt}</w:t>
+            </w:r>
           </w:p>
         </w:tc>
         <w:tc>
@@ -2267,6 +2270,9 @@
                 <w:b/>
               </w:rPr>
             </w:pPr>
+            <w:r>
+              <w:t>{ten}</w:t>
+            </w:r>
           </w:p>
         </w:tc>
         <w:tc>
@@ -2282,6 +2288,9 @@
                 <w:b/>
               </w:rPr>
             </w:pPr>
+            <w:r>
+              <w:t>{ma}</w:t>
+            </w:r>
           </w:p>
         </w:tc>
         <w:tc>
@@ -2297,6 +2306,9 @@
                 <w:b/>
               </w:rPr>
             </w:pPr>
+            <w:r>
+              <w:t>{chinh}{/nganh}</w:t>
+            </w:r>
           </w:p>
         </w:tc>
       </w:tr>
